--- a/Masonry Code/Masonry Test Print.docx
+++ b/Masonry Code/Masonry Test Print.docx
@@ -4,1174 +4,442 @@
   <w:body>
     <w:p>
       <w:r>
-        <w:t>Finding Adjusted values:</w:t>
-      </w:r>
-    </w:p>
-    <w:p/>
-    <w:p>
-      <w:r>
         <w:t>Given info:</w:t>
       </w:r>
     </w:p>
     <w:p>
-      <w:r>
-        <w:t>Size: 18x18       Grade: Select Structural</w:t>
-      </w:r>
-    </w:p>
-    <w:p>
-      <w:r>
-        <w:t>Speices: douglas fir-larch, douglas fir, western larch</w:t>
-      </w:r>
-    </w:p>
-    <w:p>
-      <w:r>
-        <w:t>Load Duration: live</w:t>
-      </w:r>
-    </w:p>
-    <w:p>
-      <w:r>
-        <w:t>Mouister: True</w:t>
-      </w:r>
-    </w:p>
-    <w:p>
-      <w:r>
-        <w:t>Temprature: 100≤T&lt;125</w:t>
-      </w:r>
-    </w:p>
-    <w:p>
-      <w:r>
-        <w:t>Incised: True</w:t>
-      </w:r>
-    </w:p>
-    <w:p>
-      <w:r>
-        <w:t>Repetitive member: True</w:t>
-      </w:r>
-    </w:p>
-    <w:p>
-      <w:r>
-        <w:t>Flat use: True</w:t>
-      </w:r>
-    </w:p>
-    <w:p>
-      <w:r>
-        <w:t>length between support: 30.0 ft</w:t>
-      </w:r>
-    </w:p>
-    <w:p>
-      <w:r>
-        <w:t>Support: cantilever</w:t>
-      </w:r>
-    </w:p>
-    <w:p>
-      <w:r>
-        <w:t>Load: concentrated load at center</w:t>
-      </w:r>
-    </w:p>
-    <w:p>
-      <w:r>
-        <w:t>Bearing Length: 17.5 in</w:t>
-      </w:r>
-    </w:p>
-    <w:p>
-      <w:r>
-        <w:t>Math done:</w:t>
-      </w:r>
-    </w:p>
-    <w:p>
-      <w:r>
-        <w:t xml:space="preserve">CF math: </w:t>
-      </w:r>
-    </w:p>
-    <w:p>
-      <w:r>
-        <w:t>d&gt;12     17.5&gt;12</w:t>
-      </w:r>
-    </w:p>
-    <w:p>
-      <w:r>
-        <w:t>((12/d_act)**(1/9)     ((12/17.5)**(1/9) = 0.959</w:t>
-      </w:r>
-    </w:p>
-    <w:p>
-      <w:r>
-        <w:t xml:space="preserve">CL math: </w:t>
-      </w:r>
-    </w:p>
-    <w:p>
-      <w:r>
-        <w:t>d≤b     18≤18    therefore CL = 1</w:t>
-      </w:r>
-    </w:p>
-    <w:p>
-      <w:r>
-        <w:t xml:space="preserve">Cp math: </w:t>
-      </w:r>
-    </w:p>
-    <w:p>
-      <w:r>
-        <w:t>Assuming Ke=1</w:t>
-      </w:r>
-    </w:p>
-    <w:p>
-      <w:r>
-        <w:t>le1 = length/d     30.0*12/17.5 = 20.571</w:t>
-      </w:r>
-    </w:p>
-    <w:p>
-      <w:r>
-        <w:t>le2 = length/b     30.0*12/17.5 = 20.571</w:t>
-      </w:r>
-    </w:p>
-    <w:p>
-      <w:r>
-        <w:t>le = 20.571</w:t>
-      </w:r>
-    </w:p>
-    <w:p>
-      <w:r>
-        <w:lastRenderedPageBreak/>
-        <w:t>Fc*=1000.0*1.0*1.0*0.9*1.0*0.8 = 586.04</w:t>
-      </w:r>
-    </w:p>
-    <w:p>
-      <w:r>
-        <w:t>E_min' = 580000.0*1.0*1.0*0.9*1.0*1.0*1.0*0.95*1.0*1.0*1.0*1.0 = 495900.0 psi</w:t>
-      </w:r>
-    </w:p>
-    <w:p>
-      <w:r>
-        <w:t>FcE = 0.822*Emin'/(le/d)^2     0.822*495900.0/20.571428571428573^2 = 963.246</w:t>
-      </w:r>
-    </w:p>
-    <w:p>
-      <w:r>
-        <w:t>F = FcE/Fc*     963.246/586.04 = 1.644</w:t>
-      </w:r>
-    </w:p>
-    <w:p>
-      <w:r>
-        <w:t>Cp = (1+F)/1.6-√(((1+F)/1.6)^2-F/0.8)     (1+1.644)/1.6-√(((1+1.644)/1.6)^2-1.644/0.8) = 0.83</w:t>
-      </w:r>
-    </w:p>
-    <w:p>
-      <w:r>
-        <w:t xml:space="preserve">CT math: </w:t>
-      </w:r>
-    </w:p>
-    <w:p>
-      <w:r>
-        <w:t>Assuming CT = 1</w:t>
-      </w:r>
-    </w:p>
-    <w:p>
-      <w:r>
-        <w:t xml:space="preserve">Cb math: </w:t>
-      </w:r>
-    </w:p>
-    <w:p>
-      <w:r>
-        <w:t>lb = 17.5 ≥ 6 There for Cb=1</w:t>
-      </w:r>
-    </w:p>
-    <w:p>
-      <w:r>
-        <w:t>Fb = 1500.0*1.0*1.0*0.7*1.0*0.959*1.0*0.8*1.15*1.0*1.0*1.0 = 926.394 psi</w:t>
-      </w:r>
-    </w:p>
-    <w:p>
-      <w:r>
-        <w:t>Ft = 1000.0*1.0*1.0*0.9*1.0*1.0*1.0*0.8*1.0*1.0*1.0*1.0 = 720.0 psi</w:t>
-      </w:r>
-    </w:p>
-    <w:p>
-      <w:r>
-        <w:t>Fv = 170.0*1.0*1.0*0.7*1.0*1.0*1.0*0.8*1.0*1.0*1.0*1.0 = 95.2 psi</w:t>
-      </w:r>
-    </w:p>
-    <w:p>
-      <w:r>
-        <w:t>Fc</w:t>
-      </w:r>
-      <w:r>
-        <w:rPr>
-          <w:rFonts w:ascii="Cambria Math" w:hAnsi="Cambria Math" w:cs="Cambria Math"/>
-        </w:rPr>
-        <w:t>⊥</w:t>
-      </w:r>
-      <w:r>
-        <w:t xml:space="preserve"> = 625.0*1.0*0.67*0.7*1.0*1.0*1.0*1.0*1.0*1.0*1.0*1.0 = 293.125 psi</w:t>
-      </w:r>
-    </w:p>
-    <w:p>
-      <w:r>
-        <w:t>Fc = 1150.0*1.0*0.91*0.7*1.0*1.0*1.0*0.8*1.0*0.8304111302052627*1.0*1.0 = 486.654 psi</w:t>
-      </w:r>
-    </w:p>
-    <w:p>
-      <w:r>
-        <w:t>E = 1600000.0*1.0*1.0*0.9*1.0*1.0*1.0*0.95*1.0*1.0*1.0*1.0 = 1368000.0 psi</w:t>
-      </w:r>
-    </w:p>
-    <w:p>
-      <w:r>
-        <w:rPr>
-          <w:noProof/>
-        </w:rPr>
-        <w:drawing>
-          <wp:anchor distT="0" distB="0" distL="114300" distR="114300" simplePos="0" relativeHeight="251658240" behindDoc="0" locked="0" layoutInCell="1" allowOverlap="1" wp14:anchorId="37E4185D" wp14:editId="2DB09123">
-            <wp:simplePos x="0" y="0"/>
-            <wp:positionH relativeFrom="column">
-              <wp:posOffset>-815340</wp:posOffset>
-            </wp:positionH>
-            <wp:positionV relativeFrom="paragraph">
-              <wp:posOffset>215900</wp:posOffset>
-            </wp:positionV>
-            <wp:extent cx="7581900" cy="2004060"/>
-            <wp:effectExtent l="0" t="0" r="0" b="0"/>
-            <wp:wrapSquare wrapText="bothSides"/>
-            <wp:docPr id="1801755159" name="Picture 1" descr="A table of tables with black lines&#10;&#10;AI-generated content may be incorrect."/>
-            <wp:cNvGraphicFramePr>
-              <a:graphicFrameLocks xmlns:a="http://schemas.openxmlformats.org/drawingml/2006/main" noChangeAspect="1"/>
-            </wp:cNvGraphicFramePr>
-            <a:graphic xmlns:a="http://schemas.openxmlformats.org/drawingml/2006/main">
-              <a:graphicData uri="http://schemas.openxmlformats.org/drawingml/2006/picture">
-                <pic:pic xmlns:pic="http://schemas.openxmlformats.org/drawingml/2006/picture">
-                  <pic:nvPicPr>
-                    <pic:cNvPr id="1801755159" name="Picture 1" descr="A table of tables with black lines&#10;&#10;AI-generated content may be incorrect."/>
-                    <pic:cNvPicPr/>
-                  </pic:nvPicPr>
-                  <pic:blipFill>
-                    <a:blip r:embed="rId4" cstate="print">
-                      <a:extLst>
-                        <a:ext uri="{28A0092B-C50C-407E-A947-70E740481C1C}">
-                          <a14:useLocalDpi xmlns:a14="http://schemas.microsoft.com/office/drawing/2010/main" val="0"/>
-                        </a:ext>
-                      </a:extLst>
-                    </a:blip>
-                    <a:stretch>
-                      <a:fillRect/>
-                    </a:stretch>
-                  </pic:blipFill>
-                  <pic:spPr>
-                    <a:xfrm>
-                      <a:off x="0" y="0"/>
-                      <a:ext cx="7581900" cy="2004060"/>
-                    </a:xfrm>
-                    <a:prstGeom prst="rect">
-                      <a:avLst/>
-                    </a:prstGeom>
-                  </pic:spPr>
-                </pic:pic>
-              </a:graphicData>
-            </a:graphic>
-            <wp14:sizeRelH relativeFrom="margin">
-              <wp14:pctWidth>0</wp14:pctWidth>
-            </wp14:sizeRelH>
-            <wp14:sizeRelV relativeFrom="margin">
-              <wp14:pctHeight>0</wp14:pctHeight>
-            </wp14:sizeRelV>
-          </wp:anchor>
-        </w:drawing>
-      </w:r>
-      <w:r>
-        <w:t>Emin = 580000.0*1.0*1.0*0.9*1.0*1.0*1.0*0.95*1.0*1.0*1.0*1.0 = 495900.0 psi</w:t>
-      </w:r>
-    </w:p>
-    <w:p/>
-    <w:p/>
-    <w:p/>
-    <w:p/>
-    <w:p>
-      <w:pPr>
-        <w:rPr>
-          <w:rFonts w:eastAsiaTheme="minorEastAsia"/>
-        </w:rPr>
-      </w:pPr>
-      <m:oMathPara>
-        <m:oMath>
-          <m:r>
-            <w:rPr>
-              <w:rFonts w:ascii="Cambria Math" w:hAnsi="Cambria Math"/>
-            </w:rPr>
-            <m:t xml:space="preserve">Cp math: </m:t>
-          </m:r>
-        </m:oMath>
-      </m:oMathPara>
-    </w:p>
-    <w:p>
-      <w:pPr>
-        <w:rPr>
-          <w:rFonts w:eastAsiaTheme="minorEastAsia"/>
-        </w:rPr>
-      </w:pPr>
-      <m:oMathPara>
-        <m:oMath>
-          <m:r>
-            <w:rPr>
-              <w:rFonts w:ascii="Cambria Math" w:hAnsi="Cambria Math"/>
-            </w:rPr>
-            <m:t>Assuming Ke=1</m:t>
-          </m:r>
-        </m:oMath>
-      </m:oMathPara>
-    </w:p>
-    <w:p>
-      <w:pPr>
-        <w:rPr>
-          <w:rFonts w:eastAsiaTheme="minorEastAsia"/>
-        </w:rPr>
-      </w:pPr>
-      <m:oMathPara>
-        <m:oMath>
-          <m:r>
-            <w:rPr>
-              <w:rFonts w:ascii="Cambria Math" w:hAnsi="Cambria Math"/>
-            </w:rPr>
-            <m:t>le1 =</m:t>
-          </m:r>
-          <m:f>
-            <m:fPr>
-              <m:ctrlPr>
-                <w:rPr>
-                  <w:rFonts w:ascii="Cambria Math" w:hAnsi="Cambria Math"/>
-                  <w:i/>
-                </w:rPr>
-              </m:ctrlPr>
-            </m:fPr>
-            <m:num>
-              <m:r>
-                <w:rPr>
-                  <w:rFonts w:ascii="Cambria Math" w:hAnsi="Cambria Math"/>
-                </w:rPr>
-                <m:t>length</m:t>
-              </m:r>
-            </m:num>
-            <m:den>
-              <m:r>
-                <w:rPr>
-                  <w:rFonts w:ascii="Cambria Math" w:hAnsi="Cambria Math"/>
-                </w:rPr>
-                <m:t>d</m:t>
-              </m:r>
-            </m:den>
-          </m:f>
-          <m:r>
-            <w:rPr>
-              <w:rFonts w:ascii="Cambria Math" w:hAnsi="Cambria Math"/>
-            </w:rPr>
-            <m:t xml:space="preserve">    30.0*</m:t>
-          </m:r>
-          <m:f>
-            <m:fPr>
-              <m:ctrlPr>
-                <w:rPr>
-                  <w:rFonts w:ascii="Cambria Math" w:hAnsi="Cambria Math"/>
-                  <w:i/>
-                </w:rPr>
-              </m:ctrlPr>
-            </m:fPr>
-            <m:num>
-              <m:r>
-                <w:rPr>
-                  <w:rFonts w:ascii="Cambria Math" w:hAnsi="Cambria Math"/>
-                </w:rPr>
-                <m:t>12</m:t>
-              </m:r>
-            </m:num>
-            <m:den>
-              <m:r>
-                <w:rPr>
-                  <w:rFonts w:ascii="Cambria Math" w:hAnsi="Cambria Math"/>
-                </w:rPr>
-                <m:t>17.5</m:t>
-              </m:r>
-            </m:den>
-          </m:f>
-          <m:r>
-            <w:rPr>
-              <w:rFonts w:ascii="Cambria Math" w:hAnsi="Cambria Math"/>
-            </w:rPr>
-            <m:t>= 20.571</m:t>
-          </m:r>
-        </m:oMath>
-      </m:oMathPara>
-    </w:p>
-    <w:p>
-      <w:pPr>
-        <w:rPr>
-          <w:rFonts w:eastAsiaTheme="minorEastAsia"/>
-        </w:rPr>
-      </w:pPr>
-      <m:oMathPara>
-        <m:oMath>
-          <m:r>
-            <w:rPr>
-              <w:rFonts w:ascii="Cambria Math" w:hAnsi="Cambria Math"/>
-            </w:rPr>
-            <m:t>le2 =</m:t>
-          </m:r>
-          <m:f>
-            <m:fPr>
-              <m:ctrlPr>
-                <w:rPr>
-                  <w:rFonts w:ascii="Cambria Math" w:hAnsi="Cambria Math"/>
-                  <w:i/>
-                </w:rPr>
-              </m:ctrlPr>
-            </m:fPr>
-            <m:num>
-              <m:r>
-                <w:rPr>
-                  <w:rFonts w:ascii="Cambria Math" w:hAnsi="Cambria Math"/>
-                </w:rPr>
-                <m:t>length</m:t>
-              </m:r>
-            </m:num>
-            <m:den>
-              <m:r>
-                <w:rPr>
-                  <w:rFonts w:ascii="Cambria Math" w:hAnsi="Cambria Math"/>
-                </w:rPr>
-                <m:t>b</m:t>
-              </m:r>
-            </m:den>
-          </m:f>
-          <m:r>
-            <w:rPr>
-              <w:rFonts w:ascii="Cambria Math" w:hAnsi="Cambria Math"/>
-            </w:rPr>
-            <m:t xml:space="preserve">    30.0*</m:t>
-          </m:r>
-          <m:f>
-            <m:fPr>
-              <m:ctrlPr>
-                <w:rPr>
-                  <w:rFonts w:ascii="Cambria Math" w:hAnsi="Cambria Math"/>
-                  <w:i/>
-                </w:rPr>
-              </m:ctrlPr>
-            </m:fPr>
-            <m:num>
-              <m:r>
-                <w:rPr>
-                  <w:rFonts w:ascii="Cambria Math" w:hAnsi="Cambria Math"/>
-                </w:rPr>
-                <m:t>12</m:t>
-              </m:r>
-            </m:num>
-            <m:den>
-              <m:r>
-                <w:rPr>
-                  <w:rFonts w:ascii="Cambria Math" w:hAnsi="Cambria Math"/>
-                </w:rPr>
-                <m:t>17.5</m:t>
-              </m:r>
-            </m:den>
-          </m:f>
-          <m:r>
-            <w:rPr>
-              <w:rFonts w:ascii="Cambria Math" w:hAnsi="Cambria Math"/>
-            </w:rPr>
-            <m:t>= 20.571</m:t>
-          </m:r>
-        </m:oMath>
-      </m:oMathPara>
-    </w:p>
-    <w:p>
-      <w:pPr>
-        <w:rPr>
-          <w:rFonts w:eastAsiaTheme="minorEastAsia"/>
-        </w:rPr>
-      </w:pPr>
-      <m:oMathPara>
-        <m:oMath>
-          <m:r>
-            <w:rPr>
-              <w:rFonts w:ascii="Cambria Math" w:hAnsi="Cambria Math"/>
-            </w:rPr>
-            <m:t>le = 20.571</m:t>
-          </m:r>
-        </m:oMath>
-      </m:oMathPara>
-    </w:p>
-    <w:p>
-      <w:pPr>
-        <w:rPr>
-          <w:rFonts w:eastAsiaTheme="minorEastAsia"/>
-        </w:rPr>
-      </w:pPr>
-      <m:oMathPara>
-        <m:oMath>
-          <m:r>
-            <w:rPr>
-              <w:rFonts w:ascii="Cambria Math" w:hAnsi="Cambria Math"/>
-            </w:rPr>
-            <m:t>Fc*=1000.0*1.0*1.0*0.9*1.0*0.8 = 586.04</m:t>
-          </m:r>
-        </m:oMath>
-      </m:oMathPara>
-    </w:p>
-    <w:p>
-      <w:pPr>
-        <w:rPr>
-          <w:rFonts w:eastAsiaTheme="minorEastAsia"/>
-        </w:rPr>
-      </w:pPr>
-      <m:oMathPara>
-        <m:oMath>
-          <m:sSubSup>
-            <m:sSubSupPr>
-              <m:ctrlPr>
-                <w:rPr>
-                  <w:rFonts w:ascii="Cambria Math" w:hAnsi="Cambria Math"/>
-                  <w:i/>
-                </w:rPr>
-              </m:ctrlPr>
-            </m:sSubSupPr>
-            <m:e>
-              <m:r>
-                <w:rPr>
-                  <w:rFonts w:ascii="Cambria Math" w:hAnsi="Cambria Math"/>
-                </w:rPr>
-                <m:t>E</m:t>
-              </m:r>
-            </m:e>
-            <m:sub>
-              <m:r>
-                <w:rPr>
-                  <w:rFonts w:ascii="Cambria Math" w:hAnsi="Cambria Math"/>
-                </w:rPr>
-                <m:t>min</m:t>
-              </m:r>
-            </m:sub>
-            <m:sup>
-              <m:r>
-                <w:rPr>
-                  <w:rFonts w:ascii="Cambria Math" w:hAnsi="Cambria Math"/>
-                </w:rPr>
-                <m:t>'</m:t>
-              </m:r>
-            </m:sup>
-          </m:sSubSup>
-          <m:r>
-            <w:rPr>
-              <w:rFonts w:ascii="Cambria Math" w:hAnsi="Cambria Math"/>
-            </w:rPr>
-            <m:t>= 580000.0*1.0*1.0*0.9*1.0*1.0*1.0*0.95*1.0*1.0*1.0*1</m:t>
-          </m:r>
-        </m:oMath>
-      </m:oMathPara>
-    </w:p>
-    <w:p>
-      <w:pPr>
-        <w:rPr>
-          <w:rFonts w:eastAsiaTheme="minorEastAsia"/>
-        </w:rPr>
-      </w:pPr>
-      <m:oMathPara>
-        <m:oMath>
-          <m:r>
-            <w:rPr>
-              <w:rFonts w:ascii="Cambria Math" w:eastAsiaTheme="minorEastAsia" w:hAnsi="Cambria Math"/>
-            </w:rPr>
-            <m:t>= 495900.0 psi</m:t>
-          </m:r>
-        </m:oMath>
-      </m:oMathPara>
-    </w:p>
-    <w:p>
-      <w:pPr>
-        <w:rPr>
-          <w:rFonts w:eastAsiaTheme="minorEastAsia"/>
-        </w:rPr>
-      </w:pPr>
-      <m:oMathPara>
-        <m:oMath>
-          <m:sSub>
-            <m:sSubPr>
-              <m:ctrlPr>
-                <w:rPr>
-                  <w:rFonts w:ascii="Cambria Math" w:hAnsi="Cambria Math"/>
-                  <w:i/>
-                </w:rPr>
-              </m:ctrlPr>
-            </m:sSubPr>
-            <m:e>
-              <m:r>
-                <w:rPr>
-                  <w:rFonts w:ascii="Cambria Math" w:hAnsi="Cambria Math"/>
-                </w:rPr>
-                <m:t>F</m:t>
-              </m:r>
-            </m:e>
-            <m:sub>
-              <m:r>
-                <w:rPr>
-                  <w:rFonts w:ascii="Cambria Math" w:hAnsi="Cambria Math"/>
-                </w:rPr>
-                <m:t>cE</m:t>
-              </m:r>
-            </m:sub>
-          </m:sSub>
-          <m:r>
-            <w:rPr>
-              <w:rFonts w:ascii="Cambria Math" w:hAnsi="Cambria Math"/>
-            </w:rPr>
-            <m:t>= 0.822*</m:t>
-          </m:r>
-          <m:f>
-            <m:fPr>
-              <m:ctrlPr>
-                <w:rPr>
-                  <w:rFonts w:ascii="Cambria Math" w:hAnsi="Cambria Math"/>
-                  <w:i/>
-                </w:rPr>
-              </m:ctrlPr>
-            </m:fPr>
-            <m:num>
-              <m:r>
-                <w:rPr>
-                  <w:rFonts w:ascii="Cambria Math" w:hAnsi="Cambria Math"/>
-                </w:rPr>
-                <m:t>Emi</m:t>
-              </m:r>
-              <m:sSup>
-                <m:sSupPr>
-                  <m:ctrlPr>
-                    <w:rPr>
-                      <w:rFonts w:ascii="Cambria Math" w:hAnsi="Cambria Math"/>
-                      <w:i/>
-                    </w:rPr>
-                  </m:ctrlPr>
-                </m:sSupPr>
-                <m:e>
-                  <m:r>
-                    <w:rPr>
-                      <w:rFonts w:ascii="Cambria Math" w:hAnsi="Cambria Math"/>
-                    </w:rPr>
-                    <m:t>n</m:t>
-                  </m:r>
-                </m:e>
-                <m:sup>
-                  <m:r>
-                    <w:rPr>
-                      <w:rFonts w:ascii="Cambria Math" w:hAnsi="Cambria Math"/>
-                    </w:rPr>
-                    <m:t>'</m:t>
-                  </m:r>
-                </m:sup>
-              </m:sSup>
-            </m:num>
-            <m:den>
-              <m:sSup>
-                <m:sSupPr>
-                  <m:ctrlPr>
-                    <w:rPr>
-                      <w:rFonts w:ascii="Cambria Math" w:hAnsi="Cambria Math"/>
-                      <w:i/>
-                    </w:rPr>
-                  </m:ctrlPr>
-                </m:sSupPr>
-                <m:e>
-                  <m:d>
-                    <m:dPr>
-                      <m:ctrlPr>
-                        <w:rPr>
-                          <w:rFonts w:ascii="Cambria Math" w:hAnsi="Cambria Math"/>
-                          <w:i/>
-                        </w:rPr>
-                      </m:ctrlPr>
-                    </m:dPr>
-                    <m:e>
-                      <m:f>
-                        <m:fPr>
-                          <m:ctrlPr>
-                            <w:rPr>
-                              <w:rFonts w:ascii="Cambria Math" w:hAnsi="Cambria Math"/>
-                              <w:i/>
-                            </w:rPr>
-                          </m:ctrlPr>
-                        </m:fPr>
-                        <m:num>
-                          <m:r>
-                            <w:rPr>
-                              <w:rFonts w:ascii="Cambria Math" w:hAnsi="Cambria Math"/>
-                            </w:rPr>
-                            <m:t>le</m:t>
-                          </m:r>
-                        </m:num>
-                        <m:den>
-                          <m:r>
-                            <w:rPr>
-                              <w:rFonts w:ascii="Cambria Math" w:hAnsi="Cambria Math"/>
-                            </w:rPr>
-                            <m:t>d</m:t>
-                          </m:r>
-                        </m:den>
-                      </m:f>
-                    </m:e>
-                  </m:d>
-                </m:e>
-                <m:sup>
-                  <m:r>
-                    <w:rPr>
-                      <w:rFonts w:ascii="Cambria Math" w:hAnsi="Cambria Math"/>
-                    </w:rPr>
-                    <m:t>2</m:t>
-                  </m:r>
-                </m:sup>
-              </m:sSup>
-            </m:den>
-          </m:f>
-          <m:r>
-            <w:rPr>
-              <w:rFonts w:ascii="Cambria Math" w:hAnsi="Cambria Math"/>
-            </w:rPr>
-            <m:t xml:space="preserve">   0.822*</m:t>
-          </m:r>
-          <m:f>
-            <m:fPr>
-              <m:ctrlPr>
-                <w:rPr>
-                  <w:rFonts w:ascii="Cambria Math" w:hAnsi="Cambria Math"/>
-                  <w:i/>
-                </w:rPr>
-              </m:ctrlPr>
-            </m:fPr>
-            <m:num>
-              <m:r>
-                <w:rPr>
-                  <w:rFonts w:ascii="Cambria Math" w:hAnsi="Cambria Math"/>
-                </w:rPr>
-                <m:t>495900.0</m:t>
-              </m:r>
-            </m:num>
-            <m:den>
-              <m:sSup>
-                <m:sSupPr>
-                  <m:ctrlPr>
-                    <w:rPr>
-                      <w:rFonts w:ascii="Cambria Math" w:hAnsi="Cambria Math"/>
-                      <w:i/>
-                    </w:rPr>
-                  </m:ctrlPr>
-                </m:sSupPr>
-                <m:e>
-                  <m:r>
-                    <w:rPr>
-                      <w:rFonts w:ascii="Cambria Math" w:hAnsi="Cambria Math"/>
-                    </w:rPr>
-                    <m:t>20.571428571428573</m:t>
-                  </m:r>
-                </m:e>
-                <m:sup>
-                  <m:r>
-                    <w:rPr>
-                      <w:rFonts w:ascii="Cambria Math" w:hAnsi="Cambria Math"/>
-                    </w:rPr>
-                    <m:t>2</m:t>
-                  </m:r>
-                </m:sup>
-              </m:sSup>
-            </m:den>
-          </m:f>
-          <m:r>
-            <w:rPr>
-              <w:rFonts w:ascii="Cambria Math" w:hAnsi="Cambria Math"/>
-            </w:rPr>
-            <m:t>= 963.246</m:t>
-          </m:r>
-        </m:oMath>
-      </m:oMathPara>
-    </w:p>
-    <w:p>
-      <w:pPr>
-        <w:rPr>
-          <w:rFonts w:eastAsiaTheme="minorEastAsia"/>
-        </w:rPr>
-      </w:pPr>
-      <m:oMathPara>
-        <m:oMath>
-          <m:r>
-            <w:rPr>
-              <w:rFonts w:ascii="Cambria Math" w:hAnsi="Cambria Math"/>
-            </w:rPr>
-            <m:t>F =</m:t>
-          </m:r>
-          <m:f>
-            <m:fPr>
-              <m:ctrlPr>
-                <w:rPr>
-                  <w:rFonts w:ascii="Cambria Math" w:hAnsi="Cambria Math"/>
-                  <w:i/>
-                </w:rPr>
-              </m:ctrlPr>
-            </m:fPr>
-            <m:num>
-              <m:r>
-                <w:rPr>
-                  <w:rFonts w:ascii="Cambria Math" w:hAnsi="Cambria Math"/>
-                </w:rPr>
-                <m:t>FcE</m:t>
-              </m:r>
-            </m:num>
-            <m:den>
-              <m:r>
-                <w:rPr>
-                  <w:rFonts w:ascii="Cambria Math" w:hAnsi="Cambria Math"/>
-                </w:rPr>
-                <m:t>Fc</m:t>
-              </m:r>
-            </m:den>
-          </m:f>
-          <m:r>
-            <w:rPr>
-              <w:rFonts w:ascii="Cambria Math" w:hAnsi="Cambria Math"/>
-            </w:rPr>
-            <m:t xml:space="preserve">*    </m:t>
-          </m:r>
-          <m:f>
-            <m:fPr>
-              <m:ctrlPr>
-                <w:rPr>
-                  <w:rFonts w:ascii="Cambria Math" w:hAnsi="Cambria Math"/>
-                  <w:i/>
-                </w:rPr>
-              </m:ctrlPr>
-            </m:fPr>
-            <m:num>
-              <m:r>
-                <w:rPr>
-                  <w:rFonts w:ascii="Cambria Math" w:hAnsi="Cambria Math"/>
-                </w:rPr>
-                <m:t>963.246</m:t>
-              </m:r>
-            </m:num>
-            <m:den>
-              <m:r>
-                <w:rPr>
-                  <w:rFonts w:ascii="Cambria Math" w:hAnsi="Cambria Math"/>
-                </w:rPr>
-                <m:t>586.04</m:t>
-              </m:r>
-            </m:den>
-          </m:f>
-          <m:r>
-            <w:rPr>
-              <w:rFonts w:ascii="Cambria Math" w:hAnsi="Cambria Math"/>
-            </w:rPr>
-            <m:t>= 1.644</m:t>
-          </m:r>
-        </m:oMath>
-      </m:oMathPara>
-    </w:p>
-    <w:p>
-      <w:pPr>
-        <w:rPr>
-          <w:rFonts w:eastAsiaTheme="minorEastAsia"/>
-        </w:rPr>
-      </w:pPr>
-      <m:oMathPara>
-        <m:oMath>
-          <m:r>
-            <w:rPr>
-              <w:rFonts w:ascii="Cambria Math" w:hAnsi="Cambria Math"/>
-            </w:rPr>
-            <m:t>Cp =</m:t>
-          </m:r>
-          <m:f>
-            <m:fPr>
-              <m:ctrlPr>
-                <w:rPr>
-                  <w:rFonts w:ascii="Cambria Math" w:hAnsi="Cambria Math"/>
-                  <w:i/>
-                </w:rPr>
-              </m:ctrlPr>
-            </m:fPr>
-            <m:num>
-              <m:r>
-                <w:rPr>
-                  <w:rFonts w:ascii="Cambria Math" w:hAnsi="Cambria Math"/>
-                </w:rPr>
-                <m:t>1+F</m:t>
-              </m:r>
-            </m:num>
-            <m:den>
-              <m:r>
-                <w:rPr>
-                  <w:rFonts w:ascii="Cambria Math" w:hAnsi="Cambria Math"/>
-                </w:rPr>
-                <m:t>1.6</m:t>
-              </m:r>
-            </m:den>
-          </m:f>
-          <m:r>
-            <w:rPr>
-              <w:rFonts w:ascii="Cambria Math" w:hAnsi="Cambria Math"/>
-            </w:rPr>
-            <m:t>-</m:t>
-          </m:r>
-          <m:rad>
-            <m:radPr>
-              <m:degHide m:val="1"/>
-              <m:ctrlPr>
-                <w:rPr>
-                  <w:rFonts w:ascii="Cambria Math" w:hAnsi="Cambria Math"/>
-                  <w:i/>
-                </w:rPr>
-              </m:ctrlPr>
-            </m:radPr>
-            <m:deg/>
-            <m:e>
-              <m:sSup>
-                <m:sSupPr>
-                  <m:ctrlPr>
-                    <w:rPr>
-                      <w:rFonts w:ascii="Cambria Math" w:hAnsi="Cambria Math"/>
-                      <w:i/>
-                    </w:rPr>
-                  </m:ctrlPr>
-                </m:sSupPr>
-                <m:e>
-                  <m:d>
-                    <m:dPr>
-                      <m:ctrlPr>
-                        <w:rPr>
-                          <w:rFonts w:ascii="Cambria Math" w:hAnsi="Cambria Math"/>
-                          <w:i/>
-                        </w:rPr>
-                      </m:ctrlPr>
-                    </m:dPr>
-                    <m:e>
-                      <m:f>
-                        <m:fPr>
-                          <m:ctrlPr>
-                            <w:rPr>
-                              <w:rFonts w:ascii="Cambria Math" w:hAnsi="Cambria Math"/>
-                              <w:i/>
-                            </w:rPr>
-                          </m:ctrlPr>
-                        </m:fPr>
-                        <m:num>
-                          <m:r>
-                            <w:rPr>
-                              <w:rFonts w:ascii="Cambria Math" w:hAnsi="Cambria Math"/>
-                            </w:rPr>
-                            <m:t>1+F</m:t>
-                          </m:r>
-                        </m:num>
-                        <m:den>
-                          <m:r>
-                            <w:rPr>
-                              <w:rFonts w:ascii="Cambria Math" w:hAnsi="Cambria Math"/>
-                            </w:rPr>
-                            <m:t>1.6</m:t>
-                          </m:r>
-                        </m:den>
-                      </m:f>
-                    </m:e>
-                  </m:d>
-                </m:e>
-                <m:sup>
-                  <m:r>
-                    <w:rPr>
-                      <w:rFonts w:ascii="Cambria Math" w:hAnsi="Cambria Math"/>
-                    </w:rPr>
-                    <m:t>2</m:t>
-                  </m:r>
-                </m:sup>
-              </m:sSup>
-              <m:r>
-                <w:rPr>
-                  <w:rFonts w:ascii="Cambria Math" w:hAnsi="Cambria Math"/>
-                </w:rPr>
-                <m:t>-</m:t>
-              </m:r>
-              <m:f>
-                <m:fPr>
-                  <m:ctrlPr>
-                    <w:rPr>
-                      <w:rFonts w:ascii="Cambria Math" w:hAnsi="Cambria Math"/>
-                      <w:i/>
-                    </w:rPr>
-                  </m:ctrlPr>
-                </m:fPr>
-                <m:num>
-                  <m:r>
-                    <w:rPr>
-                      <w:rFonts w:ascii="Cambria Math" w:hAnsi="Cambria Math"/>
-                    </w:rPr>
-                    <m:t>F</m:t>
-                  </m:r>
-                </m:num>
-                <m:den>
-                  <m:r>
-                    <w:rPr>
-                      <w:rFonts w:ascii="Cambria Math" w:hAnsi="Cambria Math"/>
-                    </w:rPr>
-                    <m:t>0.8</m:t>
-                  </m:r>
-                </m:den>
-              </m:f>
-            </m:e>
-          </m:rad>
-          <m:r>
-            <w:rPr>
-              <w:rFonts w:ascii="Cambria Math" w:hAnsi="Cambria Math"/>
-            </w:rPr>
-            <m:t xml:space="preserve">   </m:t>
-          </m:r>
-          <m:f>
-            <m:fPr>
-              <m:ctrlPr>
-                <w:rPr>
-                  <w:rFonts w:ascii="Cambria Math" w:hAnsi="Cambria Math"/>
-                  <w:i/>
-                </w:rPr>
-              </m:ctrlPr>
-            </m:fPr>
-            <m:num>
-              <m:r>
-                <w:rPr>
-                  <w:rFonts w:ascii="Cambria Math" w:hAnsi="Cambria Math"/>
-                </w:rPr>
-                <m:t>1+1.644</m:t>
-              </m:r>
-            </m:num>
-            <m:den>
-              <m:r>
-                <w:rPr>
-                  <w:rFonts w:ascii="Cambria Math" w:hAnsi="Cambria Math"/>
-                </w:rPr>
-                <m:t>1.6</m:t>
-              </m:r>
-            </m:den>
-          </m:f>
-          <m:r>
-            <w:rPr>
-              <w:rFonts w:ascii="Cambria Math" w:hAnsi="Cambria Math"/>
-            </w:rPr>
-            <m:t>-</m:t>
-          </m:r>
-          <m:rad>
-            <m:radPr>
-              <m:degHide m:val="1"/>
-              <m:ctrlPr>
-                <w:rPr>
-                  <w:rFonts w:ascii="Cambria Math" w:hAnsi="Cambria Math"/>
-                  <w:i/>
-                </w:rPr>
-              </m:ctrlPr>
-            </m:radPr>
-            <m:deg/>
-            <m:e>
-              <m:sSup>
-                <m:sSupPr>
-                  <m:ctrlPr>
-                    <w:rPr>
-                      <w:rFonts w:ascii="Cambria Math" w:hAnsi="Cambria Math"/>
-                      <w:i/>
-                    </w:rPr>
-                  </m:ctrlPr>
-                </m:sSupPr>
-                <m:e>
-                  <m:d>
-                    <m:dPr>
-                      <m:ctrlPr>
-                        <w:rPr>
-                          <w:rFonts w:ascii="Cambria Math" w:hAnsi="Cambria Math"/>
-                          <w:i/>
-                        </w:rPr>
-                      </m:ctrlPr>
-                    </m:dPr>
-                    <m:e>
-                      <m:f>
-                        <m:fPr>
-                          <m:ctrlPr>
-                            <w:rPr>
-                              <w:rFonts w:ascii="Cambria Math" w:hAnsi="Cambria Math"/>
-                              <w:i/>
-                            </w:rPr>
-                          </m:ctrlPr>
-                        </m:fPr>
-                        <m:num>
-                          <m:r>
-                            <w:rPr>
-                              <w:rFonts w:ascii="Cambria Math" w:hAnsi="Cambria Math"/>
-                            </w:rPr>
-                            <m:t>1+1.644</m:t>
-                          </m:r>
-                        </m:num>
-                        <m:den>
-                          <m:r>
-                            <w:rPr>
-                              <w:rFonts w:ascii="Cambria Math" w:hAnsi="Cambria Math"/>
-                            </w:rPr>
-                            <m:t>1.6</m:t>
-                          </m:r>
-                        </m:den>
-                      </m:f>
-                    </m:e>
-                  </m:d>
-                </m:e>
-                <m:sup>
-                  <m:r>
-                    <w:rPr>
-                      <w:rFonts w:ascii="Cambria Math" w:hAnsi="Cambria Math"/>
-                    </w:rPr>
-                    <m:t>2</m:t>
-                  </m:r>
-                </m:sup>
-              </m:sSup>
-              <m:r>
-                <w:rPr>
-                  <w:rFonts w:ascii="Cambria Math" w:hAnsi="Cambria Math"/>
-                </w:rPr>
-                <m:t>-</m:t>
-              </m:r>
-              <m:f>
-                <m:fPr>
-                  <m:ctrlPr>
-                    <w:rPr>
-                      <w:rFonts w:ascii="Cambria Math" w:hAnsi="Cambria Math"/>
-                      <w:i/>
-                    </w:rPr>
-                  </m:ctrlPr>
-                </m:fPr>
-                <m:num>
-                  <m:r>
-                    <w:rPr>
-                      <w:rFonts w:ascii="Cambria Math" w:hAnsi="Cambria Math"/>
-                    </w:rPr>
-                    <m:t>1.644</m:t>
-                  </m:r>
-                </m:num>
-                <m:den>
-                  <m:r>
-                    <w:rPr>
-                      <w:rFonts w:ascii="Cambria Math" w:hAnsi="Cambria Math"/>
-                    </w:rPr>
-                    <m:t>0.8</m:t>
-                  </m:r>
-                </m:den>
-              </m:f>
-            </m:e>
-          </m:rad>
-          <m:r>
-            <w:rPr>
-              <w:rFonts w:ascii="Cambria Math" w:hAnsi="Cambria Math"/>
-            </w:rPr>
-            <m:t>= 0.83</m:t>
-          </m:r>
-        </m:oMath>
-      </m:oMathPara>
-    </w:p>
-    <w:p>
-      <w:pPr>
-        <w:rPr>
-          <w:rFonts w:eastAsiaTheme="minorEastAsia"/>
-        </w:rPr>
+      <w:pPr>
+        <w:spacing w:line="240" w:lineRule="auto"/>
+      </w:pPr>
+      <w:r>
+        <w:t>Analyze singly reinforced beam 1 layer of rebar</w:t>
+      </w:r>
+    </w:p>
+    <w:p>
+      <w:pPr>
+        <w:spacing w:line="240" w:lineRule="auto"/>
+      </w:pPr>
+      <w:proofErr w:type="spellStart"/>
+      <w:r>
+        <w:t>f’c</w:t>
+      </w:r>
+      <w:proofErr w:type="spellEnd"/>
+      <w:r>
+        <w:t xml:space="preserve"> = 4000psi</w:t>
+      </w:r>
+    </w:p>
+    <w:p>
+      <w:pPr>
+        <w:spacing w:line="240" w:lineRule="auto"/>
+      </w:pPr>
+      <w:r>
+        <w:t>b = 16 in</w:t>
+      </w:r>
+    </w:p>
+    <w:p>
+      <w:pPr>
+        <w:spacing w:line="240" w:lineRule="auto"/>
+      </w:pPr>
+      <w:r>
+        <w:t>h = 27 in</w:t>
+      </w:r>
+    </w:p>
+    <w:p>
+      <w:pPr>
+        <w:spacing w:line="240" w:lineRule="auto"/>
+      </w:pPr>
+      <w:r>
+        <w:t>d = 24 in</w:t>
+      </w:r>
+    </w:p>
+    <w:p>
+      <w:pPr>
+        <w:spacing w:line="240" w:lineRule="auto"/>
+      </w:pPr>
+      <w:proofErr w:type="spellStart"/>
+      <w:r>
+        <w:t>fy</w:t>
+      </w:r>
+      <w:proofErr w:type="spellEnd"/>
+      <w:r>
+        <w:t xml:space="preserve"> = 60 </w:t>
+      </w:r>
+      <w:proofErr w:type="spellStart"/>
+      <w:r>
+        <w:t>ksi</w:t>
+      </w:r>
+      <w:proofErr w:type="spellEnd"/>
+    </w:p>
+    <w:p>
+      <w:pPr>
+        <w:spacing w:line="240" w:lineRule="auto"/>
+      </w:pPr>
+      <w:r>
+        <w:t>Rebar size = 9</w:t>
+      </w:r>
+    </w:p>
+    <w:p>
+      <w:pPr>
+        <w:spacing w:line="240" w:lineRule="auto"/>
+      </w:pPr>
+      <w:r>
+        <w:t>Rebar count = 4</w:t>
+      </w:r>
+    </w:p>
+    <w:p>
+      <w:pPr>
+        <w:spacing w:line="240" w:lineRule="auto"/>
+      </w:pPr>
+    </w:p>
+    <w:p>
+      <w:pPr>
+        <w:spacing w:line="240" w:lineRule="auto"/>
+      </w:pPr>
+      <w:r>
+        <w:t>Code output:</w:t>
+      </w:r>
+    </w:p>
+    <w:p>
+      <w:pPr>
+        <w:spacing w:line="240" w:lineRule="auto"/>
+      </w:pPr>
+      <w:r>
+        <w:t>As = 4.0*1.0 = 4.0 in^2</w:t>
+      </w:r>
+    </w:p>
+    <w:p>
+      <w:pPr>
+        <w:spacing w:line="240" w:lineRule="auto"/>
+      </w:pPr>
+      <w:proofErr w:type="spellStart"/>
+      <w:r>
+        <w:t>f'c</w:t>
+      </w:r>
+      <w:proofErr w:type="spellEnd"/>
+      <w:r>
+        <w:t xml:space="preserve"> ≤ 4000 so β1 = 0.85</w:t>
+      </w:r>
+    </w:p>
+    <w:p>
+      <w:pPr>
+        <w:spacing w:line="240" w:lineRule="auto"/>
+      </w:pPr>
+      <w:r>
+        <w:t>c = As*</w:t>
+      </w:r>
+      <w:proofErr w:type="spellStart"/>
+      <w:r>
+        <w:t>fy</w:t>
+      </w:r>
+      <w:proofErr w:type="spellEnd"/>
+      <w:r>
+        <w:t>*1000/(0.85*</w:t>
+      </w:r>
+      <w:proofErr w:type="spellStart"/>
+      <w:r>
+        <w:t>f'c</w:t>
+      </w:r>
+      <w:proofErr w:type="spellEnd"/>
+      <w:r>
+        <w:t>*β1*</w:t>
+      </w:r>
+      <w:proofErr w:type="gramStart"/>
+      <w:r>
+        <w:t xml:space="preserve">b)   </w:t>
+      </w:r>
+      <w:proofErr w:type="gramEnd"/>
+      <w:r>
+        <w:t xml:space="preserve">  4.0*60.0*1000</w:t>
+      </w:r>
+      <w:proofErr w:type="gramStart"/>
+      <w:r>
+        <w:t>/(</w:t>
+      </w:r>
+      <w:proofErr w:type="gramEnd"/>
+      <w:r>
+        <w:t>0.85*4000.0*0.85*16.0) = 5.19 in</w:t>
+      </w:r>
+    </w:p>
+    <w:p>
+      <w:pPr>
+        <w:spacing w:line="240" w:lineRule="auto"/>
+      </w:pPr>
+      <w:r>
+        <w:t>a = β1*c     0.85*5.19 = 4.412 in</w:t>
+      </w:r>
+    </w:p>
+    <w:p>
+      <w:pPr>
+        <w:spacing w:line="240" w:lineRule="auto"/>
+      </w:pPr>
+      <w:proofErr w:type="spellStart"/>
+      <w:r>
+        <w:t>εcu</w:t>
+      </w:r>
+      <w:proofErr w:type="spellEnd"/>
+      <w:r>
+        <w:t xml:space="preserve"> = 0.003</w:t>
+      </w:r>
+    </w:p>
+    <w:p>
+      <w:pPr>
+        <w:spacing w:line="240" w:lineRule="auto"/>
+      </w:pPr>
+      <w:proofErr w:type="spellStart"/>
+      <w:r>
+        <w:t>εs</w:t>
+      </w:r>
+      <w:proofErr w:type="spellEnd"/>
+      <w:r>
+        <w:t xml:space="preserve"> = </w:t>
+      </w:r>
+      <w:proofErr w:type="spellStart"/>
+      <w:r>
+        <w:t>εcu</w:t>
+      </w:r>
+      <w:proofErr w:type="spellEnd"/>
+      <w:r>
+        <w:t>(d-c)/c     0.003(24.0-5.19)/5.19 = 0.01087</w:t>
+      </w:r>
+    </w:p>
+    <w:p>
+      <w:pPr>
+        <w:spacing w:line="240" w:lineRule="auto"/>
+      </w:pPr>
+      <w:proofErr w:type="spellStart"/>
+      <w:r>
+        <w:t>εy</w:t>
+      </w:r>
+      <w:proofErr w:type="spellEnd"/>
+      <w:r>
+        <w:t xml:space="preserve"> = </w:t>
+      </w:r>
+      <w:proofErr w:type="spellStart"/>
+      <w:r>
+        <w:t>fy</w:t>
+      </w:r>
+      <w:proofErr w:type="spellEnd"/>
+      <w:r>
+        <w:t>/29000     60.0/29000 = 0.00207</w:t>
+      </w:r>
+    </w:p>
+    <w:p>
+      <w:pPr>
+        <w:spacing w:line="240" w:lineRule="auto"/>
+      </w:pPr>
+      <w:proofErr w:type="spellStart"/>
+      <w:r>
+        <w:t>εs</w:t>
+      </w:r>
+      <w:proofErr w:type="spellEnd"/>
+      <w:r>
+        <w:t xml:space="preserve"> = 0.01087 ≥ </w:t>
+      </w:r>
+      <w:proofErr w:type="spellStart"/>
+      <w:r>
+        <w:t>εy</w:t>
+      </w:r>
+      <w:proofErr w:type="spellEnd"/>
+      <w:r>
+        <w:t xml:space="preserve"> = 0.00207 GOOD</w:t>
+      </w:r>
+    </w:p>
+    <w:p>
+      <w:pPr>
+        <w:spacing w:line="240" w:lineRule="auto"/>
+      </w:pPr>
+      <w:proofErr w:type="spellStart"/>
+      <w:r>
+        <w:t>εt</w:t>
+      </w:r>
+      <w:proofErr w:type="spellEnd"/>
+      <w:r>
+        <w:t xml:space="preserve"> = 0.01087 ≥ </w:t>
+      </w:r>
+      <w:proofErr w:type="spellStart"/>
+      <w:r>
+        <w:t>εy</w:t>
+      </w:r>
+      <w:proofErr w:type="spellEnd"/>
+      <w:r>
+        <w:t xml:space="preserve"> + 0.003 = 0.00207 + 0.003 = 0.00507 GOOD</w:t>
+      </w:r>
+    </w:p>
+    <w:p>
+      <w:pPr>
+        <w:spacing w:line="240" w:lineRule="auto"/>
+      </w:pPr>
+      <w:r>
+        <w:t xml:space="preserve">Therefore </w:t>
+      </w:r>
+      <w:proofErr w:type="spellStart"/>
+      <w:r>
+        <w:t>Φf</w:t>
+      </w:r>
+      <w:proofErr w:type="spellEnd"/>
+      <w:r>
+        <w:t xml:space="preserve"> = 0.9</w:t>
+      </w:r>
+    </w:p>
+    <w:p>
+      <w:pPr>
+        <w:spacing w:line="240" w:lineRule="auto"/>
+      </w:pPr>
+      <w:proofErr w:type="spellStart"/>
+      <w:r>
+        <w:t>ΦfMn</w:t>
+      </w:r>
+      <w:proofErr w:type="spellEnd"/>
+      <w:r>
+        <w:t xml:space="preserve"> = </w:t>
+      </w:r>
+      <w:proofErr w:type="spellStart"/>
+      <w:r>
+        <w:t>Φf</w:t>
+      </w:r>
+      <w:proofErr w:type="spellEnd"/>
+      <w:r>
+        <w:t>*As*</w:t>
+      </w:r>
+      <w:proofErr w:type="spellStart"/>
+      <w:r>
+        <w:t>fy</w:t>
+      </w:r>
+      <w:proofErr w:type="spellEnd"/>
+      <w:r>
+        <w:t xml:space="preserve">*(d-a/2)/12     0.9*4.0*60.0*(24.0-4.412/2)/12 = 392.294 </w:t>
+      </w:r>
+      <w:proofErr w:type="spellStart"/>
+      <w:r>
+        <w:t>kft</w:t>
+      </w:r>
+      <w:proofErr w:type="spellEnd"/>
+    </w:p>
+    <w:p>
+      <w:pPr>
+        <w:spacing w:line="240" w:lineRule="auto"/>
+      </w:pPr>
+      <w:r>
+        <w:t>Asmin1 = 3√(</w:t>
+      </w:r>
+      <w:proofErr w:type="spellStart"/>
+      <w:r>
+        <w:t>fpc</w:t>
+      </w:r>
+      <w:proofErr w:type="spellEnd"/>
+      <w:r>
+        <w:t>)/(</w:t>
+      </w:r>
+      <w:proofErr w:type="spellStart"/>
+      <w:r>
+        <w:t>fy</w:t>
+      </w:r>
+      <w:proofErr w:type="spellEnd"/>
+      <w:r>
+        <w:t>*</w:t>
+      </w:r>
+      <w:proofErr w:type="gramStart"/>
+      <w:r>
+        <w:t>1000)*</w:t>
+      </w:r>
+      <w:proofErr w:type="gramEnd"/>
+      <w:r>
+        <w:t>b*d     3</w:t>
+      </w:r>
+      <w:proofErr w:type="gramStart"/>
+      <w:r>
+        <w:t>√(</w:t>
+      </w:r>
+      <w:proofErr w:type="gramEnd"/>
+      <w:r>
+        <w:t>4000.0)</w:t>
+      </w:r>
+      <w:proofErr w:type="gramStart"/>
+      <w:r>
+        <w:t>/(</w:t>
+      </w:r>
+      <w:proofErr w:type="gramEnd"/>
+      <w:r>
+        <w:t>60.0*</w:t>
+      </w:r>
+      <w:proofErr w:type="gramStart"/>
+      <w:r>
+        <w:t>1000)*</w:t>
+      </w:r>
+      <w:proofErr w:type="gramEnd"/>
+      <w:r>
+        <w:t>16.0*24.0 = 1.214 in^2</w:t>
+      </w:r>
+    </w:p>
+    <w:p>
+      <w:pPr>
+        <w:spacing w:line="240" w:lineRule="auto"/>
+      </w:pPr>
+      <w:r>
+        <w:t>Asmin2 = 200/(</w:t>
+      </w:r>
+      <w:proofErr w:type="spellStart"/>
+      <w:r>
+        <w:t>fy</w:t>
+      </w:r>
+      <w:proofErr w:type="spellEnd"/>
+      <w:r>
+        <w:t>*</w:t>
+      </w:r>
+      <w:proofErr w:type="gramStart"/>
+      <w:r>
+        <w:t>1000)*</w:t>
+      </w:r>
+      <w:proofErr w:type="gramEnd"/>
+      <w:r>
+        <w:t>b*d     200</w:t>
+      </w:r>
+      <w:proofErr w:type="gramStart"/>
+      <w:r>
+        <w:t>/(</w:t>
+      </w:r>
+      <w:proofErr w:type="gramEnd"/>
+      <w:r>
+        <w:t>60.0*</w:t>
+      </w:r>
+      <w:proofErr w:type="gramStart"/>
+      <w:r>
+        <w:t>1000)*</w:t>
+      </w:r>
+      <w:proofErr w:type="gramEnd"/>
+      <w:r>
+        <w:t>16.0*24.0 = 1.28 in^2</w:t>
+      </w:r>
+    </w:p>
+    <w:p>
+      <w:pPr>
+        <w:spacing w:line="240" w:lineRule="auto"/>
+      </w:pPr>
+      <w:r>
+        <w:t>Asmin = 1.28 in^2</w:t>
+      </w:r>
+    </w:p>
+    <w:p>
+      <w:pPr>
+        <w:spacing w:line="240" w:lineRule="auto"/>
+      </w:pPr>
+      <w:r>
+        <w:t>As = 4.0 ≥ Asmin = 1.28 GOOD</w:t>
+      </w:r>
+    </w:p>
+    <w:p>
+      <w:pPr>
+        <w:spacing w:line="240" w:lineRule="auto"/>
+      </w:pPr>
+    </w:p>
+    <w:p>
+      <w:pPr>
+        <w:spacing w:line="240" w:lineRule="auto"/>
+      </w:pPr>
+    </w:p>
+    <w:p>
+      <w:pPr>
+        <w:spacing w:line="240" w:lineRule="auto"/>
       </w:pPr>
     </w:p>
     <w:sectPr>
